--- a/treasury-platform/docs/30-readiness/word/DOC-S13-security-isolation-test-plan.docx
+++ b/treasury-platform/docs/30-readiness/word/DOC-S13-security-isolation-test-plan.docx
@@ -32316,14 +32316,23 @@
             </w:pPr>
             <w:r>
               <w:rPr>
-                <w:rFonts w:ascii="Arial" w:cs="Arial" w:eastAsia="Arial" w:hAnsi="Arial"/>
-                <w:b w:val="false"/>
-                <w:bCs w:val="false"/>
-                <w:sz w:val="18"/>
-                <w:szCs w:val="18"/>
-                <w:rtl/>
-              </w:rPr>
-              <w:t xml:space="preserve">فاحص DAST مفتوح المصدر، مثل OWASP ZAP، في بيئة الاختبار؛ ومزوّد اختبار خارجي مستقل يختاره OWN</w:t>
+                <w:rFonts w:ascii="Segoe UI Emoji" w:cs="Segoe UI Emoji" w:eastAsia="Segoe UI Emoji" w:hAnsi="Segoe UI Emoji"/>
+                <w:sz w:val="18"/>
+                <w:szCs w:val="18"/>
+                <w:rtl/>
+              </w:rPr>
+              <w:t xml:space="preserve">✅</w:t>
+            </w:r>
+            <w:r>
+              <w:rPr>
+                <w:rFonts w:ascii="Arial" w:cs="Arial" w:eastAsia="Arial" w:hAnsi="Arial"/>
+                <w:b w:val="false"/>
+                <w:bCs w:val="false"/>
+                <w:sz w:val="18"/>
+                <w:szCs w:val="18"/>
+                <w:rtl/>
+              </w:rPr>
+              <w:t xml:space="preserve"> معتمد من المالك (2026-10-12): فاحص DAST مفتوح المصدر، مثل OWASP ZAP، في بيئة الاختبار؛ ومزوّد اختبار خارجي مستقل يختاره OWN</w:t>
             </w:r>
           </w:p>
         </w:tc>
@@ -33254,14 +33263,23 @@
             </w:pPr>
             <w:r>
               <w:rPr>
-                <w:rFonts w:ascii="Arial" w:cs="Arial" w:eastAsia="Arial" w:hAnsi="Arial"/>
-                <w:b w:val="false"/>
-                <w:bCs w:val="false"/>
-                <w:sz w:val="18"/>
-                <w:szCs w:val="18"/>
-                <w:rtl/>
-              </w:rPr>
-              <w:t xml:space="preserve">نسخة معزولة ببيانات اصطناعية، قبل قرار التجربة بثلاثة أسابيع على الأقل لإتاحة الإصلاح وإعادة الاختبار، ثم سنويًا</w:t>
+                <w:rFonts w:ascii="Segoe UI Emoji" w:cs="Segoe UI Emoji" w:eastAsia="Segoe UI Emoji" w:hAnsi="Segoe UI Emoji"/>
+                <w:sz w:val="18"/>
+                <w:szCs w:val="18"/>
+                <w:rtl/>
+              </w:rPr>
+              <w:t xml:space="preserve">✅</w:t>
+            </w:r>
+            <w:r>
+              <w:rPr>
+                <w:rFonts w:ascii="Arial" w:cs="Arial" w:eastAsia="Arial" w:hAnsi="Arial"/>
+                <w:b w:val="false"/>
+                <w:bCs w:val="false"/>
+                <w:sz w:val="18"/>
+                <w:szCs w:val="18"/>
+                <w:rtl/>
+              </w:rPr>
+              <w:t xml:space="preserve"> معتمد من المالك (2026-10-12): نسخة معزولة ببيانات اصطناعية، قبل قرار التجربة بثلاثة أسابيع على الأقل لإتاحة الإصلاح وإعادة الاختبار، ثم سنويًا</w:t>
             </w:r>
           </w:p>
         </w:tc>

--- a/treasury-platform/docs/30-readiness/word/DOC-S13-security-isolation-test-plan.docx
+++ b/treasury-platform/docs/30-readiness/word/DOC-S13-security-isolation-test-plan.docx
@@ -1230,9 +1230,9 @@
         </w:tblBorders>
       </w:tblPr>
       <w:tblGrid>
-        <w:gridCol w:w="1082"/>
-        <w:gridCol w:w="1563"/>
-        <w:gridCol w:w="7219"/>
+        <w:gridCol w:w="1024"/>
+        <w:gridCol w:w="2006"/>
+        <w:gridCol w:w="6834"/>
       </w:tblGrid>
       <w:tr>
         <w:trPr>
@@ -1241,7 +1241,7 @@
         </w:trPr>
         <w:tc>
           <w:tcPr>
-            <w:tcW w:type="dxa" w:w="1082"/>
+            <w:tcW w:type="dxa" w:w="1024"/>
             <w:tcBorders>
               <w:top w:val="single" w:color="BFC9D6" w:sz="4"/>
               <w:left w:val="single" w:color="BFC9D6" w:sz="4"/>
@@ -1279,7 +1279,7 @@
         </w:tc>
         <w:tc>
           <w:tcPr>
-            <w:tcW w:type="dxa" w:w="1563"/>
+            <w:tcW w:type="dxa" w:w="2006"/>
             <w:tcBorders>
               <w:top w:val="single" w:color="BFC9D6" w:sz="4"/>
               <w:left w:val="single" w:color="BFC9D6" w:sz="4"/>
@@ -1317,7 +1317,7 @@
         </w:tc>
         <w:tc>
           <w:tcPr>
-            <w:tcW w:type="dxa" w:w="7219"/>
+            <w:tcW w:type="dxa" w:w="6834"/>
             <w:tcBorders>
               <w:top w:val="single" w:color="BFC9D6" w:sz="4"/>
               <w:left w:val="single" w:color="BFC9D6" w:sz="4"/>
@@ -1360,7 +1360,7 @@
         </w:trPr>
         <w:tc>
           <w:tcPr>
-            <w:tcW w:type="dxa" w:w="1082"/>
+            <w:tcW w:type="dxa" w:w="1024"/>
             <w:tcBorders>
               <w:top w:val="single" w:color="BFC9D6" w:sz="4"/>
               <w:left w:val="single" w:color="BFC9D6" w:sz="4"/>
@@ -1396,43 +1396,43 @@
         </w:tc>
         <w:tc>
           <w:tcPr>
-            <w:tcW w:type="dxa" w:w="1563"/>
-            <w:tcBorders>
-              <w:top w:val="single" w:color="BFC9D6" w:sz="4"/>
-              <w:left w:val="single" w:color="BFC9D6" w:sz="4"/>
-              <w:bottom w:val="single" w:color="BFC9D6" w:sz="4"/>
-              <w:right w:val="single" w:color="BFC9D6" w:sz="4"/>
-            </w:tcBorders>
-            <w:tcMar>
-              <w:top w:type="dxa" w:w="50"/>
-              <w:left w:type="dxa" w:w="90"/>
-              <w:bottom w:type="dxa" w:w="50"/>
-              <w:right w:type="dxa" w:w="90"/>
-            </w:tcMar>
-            <w:vAlign w:val="top"/>
-          </w:tcPr>
-          <w:p>
-            <w:pPr>
-              <w:keepNext w:val="false"/>
-              <w:bidi/>
-              <w:spacing w:after="30" w:before="30" w:line="264"/>
-            </w:pPr>
-            <w:r>
-              <w:rPr>
-                <w:rFonts w:ascii="Arial" w:cs="Arial" w:eastAsia="Arial" w:hAnsi="Arial"/>
-                <w:b w:val="false"/>
-                <w:bCs w:val="false"/>
-                <w:sz w:val="18"/>
-                <w:szCs w:val="18"/>
-                <w:rtl/>
-              </w:rPr>
-              <w:t xml:space="preserve">41 حالة: T1 إلى T38 مع T8b وT16b وT16c، بصفة tp_app وtp_readonly وtp_platform، في معاملة واحدة تُلغى</w:t>
-            </w:r>
-          </w:p>
-        </w:tc>
-        <w:tc>
-          <w:tcPr>
-            <w:tcW w:type="dxa" w:w="7219"/>
+            <w:tcW w:type="dxa" w:w="2006"/>
+            <w:tcBorders>
+              <w:top w:val="single" w:color="BFC9D6" w:sz="4"/>
+              <w:left w:val="single" w:color="BFC9D6" w:sz="4"/>
+              <w:bottom w:val="single" w:color="BFC9D6" w:sz="4"/>
+              <w:right w:val="single" w:color="BFC9D6" w:sz="4"/>
+            </w:tcBorders>
+            <w:tcMar>
+              <w:top w:type="dxa" w:w="50"/>
+              <w:left w:type="dxa" w:w="90"/>
+              <w:bottom w:type="dxa" w:w="50"/>
+              <w:right w:type="dxa" w:w="90"/>
+            </w:tcMar>
+            <w:vAlign w:val="top"/>
+          </w:tcPr>
+          <w:p>
+            <w:pPr>
+              <w:keepNext w:val="false"/>
+              <w:bidi/>
+              <w:spacing w:after="30" w:before="30" w:line="264"/>
+            </w:pPr>
+            <w:r>
+              <w:rPr>
+                <w:rFonts w:ascii="Arial" w:cs="Arial" w:eastAsia="Arial" w:hAnsi="Arial"/>
+                <w:b w:val="false"/>
+                <w:bCs w:val="false"/>
+                <w:sz w:val="18"/>
+                <w:szCs w:val="18"/>
+                <w:rtl/>
+              </w:rPr>
+              <w:t xml:space="preserve">48 حالة: T1 إلى T38 مع T8b وT16b وT16c، وT40 إلى T46، بصفة tp_app وtp_readonly وtp_platform، في معاملة واحدة تُلغى؛ وT32 يجرب أربعة رموز: خاطئ، ومنتهٍ بالخمول، ومنتهٍ بالحد المطلق، ولجلسة منتهية (المراجعة الذاتية C1)</w:t>
+            </w:r>
+          </w:p>
+        </w:tc>
+        <w:tc>
+          <w:tcPr>
+            <w:tcW w:type="dxa" w:w="6834"/>
             <w:tcBorders>
               <w:top w:val="single" w:color="BFC9D6" w:sz="4"/>
               <w:left w:val="single" w:color="BFC9D6" w:sz="4"/>
@@ -1473,7 +1473,7 @@
         </w:trPr>
         <w:tc>
           <w:tcPr>
-            <w:tcW w:type="dxa" w:w="1082"/>
+            <w:tcW w:type="dxa" w:w="1024"/>
             <w:tcBorders>
               <w:top w:val="single" w:color="BFC9D6" w:sz="4"/>
               <w:left w:val="single" w:color="BFC9D6" w:sz="4"/>
@@ -1510,44 +1510,44 @@
         </w:tc>
         <w:tc>
           <w:tcPr>
-            <w:tcW w:type="dxa" w:w="1563"/>
-            <w:tcBorders>
-              <w:top w:val="single" w:color="BFC9D6" w:sz="4"/>
-              <w:left w:val="single" w:color="BFC9D6" w:sz="4"/>
-              <w:bottom w:val="single" w:color="BFC9D6" w:sz="4"/>
-              <w:right w:val="single" w:color="BFC9D6" w:sz="4"/>
-            </w:tcBorders>
-            <w:shd w:fill="F5F8FC" w:color="auto" w:val="clear"/>
-            <w:tcMar>
-              <w:top w:type="dxa" w:w="50"/>
-              <w:left w:type="dxa" w:w="90"/>
-              <w:bottom w:type="dxa" w:w="50"/>
-              <w:right w:type="dxa" w:w="90"/>
-            </w:tcMar>
-            <w:vAlign w:val="top"/>
-          </w:tcPr>
-          <w:p>
-            <w:pPr>
-              <w:keepNext w:val="false"/>
-              <w:bidi/>
-              <w:spacing w:after="30" w:before="30" w:line="264"/>
-            </w:pPr>
-            <w:r>
-              <w:rPr>
-                <w:rFonts w:ascii="Arial" w:cs="Arial" w:eastAsia="Arial" w:hAnsi="Arial"/>
-                <w:b w:val="false"/>
-                <w:bCs w:val="false"/>
-                <w:sz w:val="18"/>
-                <w:szCs w:val="18"/>
-                <w:rtl/>
-              </w:rPr>
-              <w:t xml:space="preserve">6 حالات للمحفّز V-FAC-02، سلامة أعمال لا أمن</w:t>
-            </w:r>
-          </w:p>
-        </w:tc>
-        <w:tc>
-          <w:tcPr>
-            <w:tcW w:type="dxa" w:w="7219"/>
+            <w:tcW w:type="dxa" w:w="2006"/>
+            <w:tcBorders>
+              <w:top w:val="single" w:color="BFC9D6" w:sz="4"/>
+              <w:left w:val="single" w:color="BFC9D6" w:sz="4"/>
+              <w:bottom w:val="single" w:color="BFC9D6" w:sz="4"/>
+              <w:right w:val="single" w:color="BFC9D6" w:sz="4"/>
+            </w:tcBorders>
+            <w:shd w:fill="F5F8FC" w:color="auto" w:val="clear"/>
+            <w:tcMar>
+              <w:top w:type="dxa" w:w="50"/>
+              <w:left w:type="dxa" w:w="90"/>
+              <w:bottom w:type="dxa" w:w="50"/>
+              <w:right w:type="dxa" w:w="90"/>
+            </w:tcMar>
+            <w:vAlign w:val="top"/>
+          </w:tcPr>
+          <w:p>
+            <w:pPr>
+              <w:keepNext w:val="false"/>
+              <w:bidi/>
+              <w:spacing w:after="30" w:before="30" w:line="264"/>
+            </w:pPr>
+            <w:r>
+              <w:rPr>
+                <w:rFonts w:ascii="Arial" w:cs="Arial" w:eastAsia="Arial" w:hAnsi="Arial"/>
+                <w:b w:val="false"/>
+                <w:bCs w:val="false"/>
+                <w:sz w:val="18"/>
+                <w:szCs w:val="18"/>
+                <w:rtl/>
+              </w:rPr>
+              <w:t xml:space="preserve">7 حالات للمحفّز V-FAC-02 (T1 إلى T6 وT2b)، سلامة أعمال لا أمن</w:t>
+            </w:r>
+          </w:p>
+        </w:tc>
+        <w:tc>
+          <w:tcPr>
+            <w:tcW w:type="dxa" w:w="6834"/>
             <w:tcBorders>
               <w:top w:val="single" w:color="BFC9D6" w:sz="4"/>
               <w:left w:val="single" w:color="BFC9D6" w:sz="4"/>
@@ -1589,7 +1589,7 @@
         </w:trPr>
         <w:tc>
           <w:tcPr>
-            <w:tcW w:type="dxa" w:w="1082"/>
+            <w:tcW w:type="dxa" w:w="1024"/>
             <w:tcBorders>
               <w:top w:val="single" w:color="BFC9D6" w:sz="4"/>
               <w:left w:val="single" w:color="BFC9D6" w:sz="4"/>
@@ -1625,7 +1625,7 @@
         </w:tc>
         <w:tc>
           <w:tcPr>
-            <w:tcW w:type="dxa" w:w="1563"/>
+            <w:tcW w:type="dxa" w:w="2006"/>
             <w:tcBorders>
               <w:top w:val="single" w:color="BFC9D6" w:sz="4"/>
               <w:left w:val="single" w:color="BFC9D6" w:sz="4"/>
@@ -1661,7 +1661,7 @@
         </w:tc>
         <w:tc>
           <w:tcPr>
-            <w:tcW w:type="dxa" w:w="7219"/>
+            <w:tcW w:type="dxa" w:w="6834"/>
             <w:tcBorders>
               <w:top w:val="single" w:color="BFC9D6" w:sz="4"/>
               <w:left w:val="single" w:color="BFC9D6" w:sz="4"/>
@@ -1702,7 +1702,7 @@
         </w:trPr>
         <w:tc>
           <w:tcPr>
-            <w:tcW w:type="dxa" w:w="1082"/>
+            <w:tcW w:type="dxa" w:w="1024"/>
             <w:tcBorders>
               <w:top w:val="single" w:color="BFC9D6" w:sz="4"/>
               <w:left w:val="single" w:color="BFC9D6" w:sz="4"/>
@@ -1739,44 +1739,44 @@
         </w:tc>
         <w:tc>
           <w:tcPr>
-            <w:tcW w:type="dxa" w:w="1563"/>
-            <w:tcBorders>
-              <w:top w:val="single" w:color="BFC9D6" w:sz="4"/>
-              <w:left w:val="single" w:color="BFC9D6" w:sz="4"/>
-              <w:bottom w:val="single" w:color="BFC9D6" w:sz="4"/>
-              <w:right w:val="single" w:color="BFC9D6" w:sz="4"/>
-            </w:tcBorders>
-            <w:shd w:fill="F5F8FC" w:color="auto" w:val="clear"/>
-            <w:tcMar>
-              <w:top w:type="dxa" w:w="50"/>
-              <w:left w:type="dxa" w:w="90"/>
-              <w:bottom w:type="dxa" w:w="50"/>
-              <w:right w:type="dxa" w:w="90"/>
-            </w:tcMar>
-            <w:vAlign w:val="top"/>
-          </w:tcPr>
-          <w:p>
-            <w:pPr>
-              <w:keepNext w:val="false"/>
-              <w:bidi/>
-              <w:spacing w:after="30" w:before="30" w:line="264"/>
-            </w:pPr>
-            <w:r>
-              <w:rPr>
-                <w:rFonts w:ascii="Arial" w:cs="Arial" w:eastAsia="Arial" w:hAnsi="Arial"/>
-                <w:b w:val="false"/>
-                <w:bCs w:val="false"/>
-                <w:sz w:val="18"/>
-                <w:szCs w:val="18"/>
-                <w:rtl/>
-              </w:rPr>
-              <w:t xml:space="preserve">الخطوة 3 للمنح، و6 للحصص (6 PASS بالضبط)، و7 للعزل (41 PASS بالضبط)</w:t>
-            </w:r>
-          </w:p>
-        </w:tc>
-        <w:tc>
-          <w:tcPr>
-            <w:tcW w:type="dxa" w:w="7219"/>
+            <w:tcW w:type="dxa" w:w="2006"/>
+            <w:tcBorders>
+              <w:top w:val="single" w:color="BFC9D6" w:sz="4"/>
+              <w:left w:val="single" w:color="BFC9D6" w:sz="4"/>
+              <w:bottom w:val="single" w:color="BFC9D6" w:sz="4"/>
+              <w:right w:val="single" w:color="BFC9D6" w:sz="4"/>
+            </w:tcBorders>
+            <w:shd w:fill="F5F8FC" w:color="auto" w:val="clear"/>
+            <w:tcMar>
+              <w:top w:type="dxa" w:w="50"/>
+              <w:left w:type="dxa" w:w="90"/>
+              <w:bottom w:type="dxa" w:w="50"/>
+              <w:right w:type="dxa" w:w="90"/>
+            </w:tcMar>
+            <w:vAlign w:val="top"/>
+          </w:tcPr>
+          <w:p>
+            <w:pPr>
+              <w:keepNext w:val="false"/>
+              <w:bidi/>
+              <w:spacing w:after="30" w:before="30" w:line="264"/>
+            </w:pPr>
+            <w:r>
+              <w:rPr>
+                <w:rFonts w:ascii="Arial" w:cs="Arial" w:eastAsia="Arial" w:hAnsi="Arial"/>
+                <w:b w:val="false"/>
+                <w:bCs w:val="false"/>
+                <w:sz w:val="18"/>
+                <w:szCs w:val="18"/>
+                <w:rtl/>
+              </w:rPr>
+              <w:t xml:space="preserve">الخطوة 3 للمنح، و6 للحصص (7 PASS بالضبط)، و7 للعزل (48 PASS بالضبط)، و19 لإصلاحات المراجعة ومنها SR7: دور التقارير لا يقرأ دالة داخلية (43 PASS)، و23 لما تركته الاختبارات</w:t>
+            </w:r>
+          </w:p>
+        </w:tc>
+        <w:tc>
+          <w:tcPr>
+            <w:tcW w:type="dxa" w:w="6834"/>
             <w:tcBorders>
               <w:top w:val="single" w:color="BFC9D6" w:sz="4"/>
               <w:left w:val="single" w:color="BFC9D6" w:sz="4"/>
@@ -1818,7 +1818,7 @@
         </w:trPr>
         <w:tc>
           <w:tcPr>
-            <w:tcW w:type="dxa" w:w="1082"/>
+            <w:tcW w:type="dxa" w:w="1024"/>
             <w:tcBorders>
               <w:top w:val="single" w:color="BFC9D6" w:sz="4"/>
               <w:left w:val="single" w:color="BFC9D6" w:sz="4"/>
@@ -1854,43 +1854,43 @@
         </w:tc>
         <w:tc>
           <w:tcPr>
-            <w:tcW w:type="dxa" w:w="1563"/>
-            <w:tcBorders>
-              <w:top w:val="single" w:color="BFC9D6" w:sz="4"/>
-              <w:left w:val="single" w:color="BFC9D6" w:sz="4"/>
-              <w:bottom w:val="single" w:color="BFC9D6" w:sz="4"/>
-              <w:right w:val="single" w:color="BFC9D6" w:sz="4"/>
-            </w:tcBorders>
-            <w:tcMar>
-              <w:top w:type="dxa" w:w="50"/>
-              <w:left w:type="dxa" w:w="90"/>
-              <w:bottom w:type="dxa" w:w="50"/>
-              <w:right w:type="dxa" w:w="90"/>
-            </w:tcMar>
-            <w:vAlign w:val="top"/>
-          </w:tcPr>
-          <w:p>
-            <w:pPr>
-              <w:keepNext w:val="false"/>
-              <w:bidi/>
-              <w:spacing w:after="30" w:before="30" w:line="264"/>
-            </w:pPr>
-            <w:r>
-              <w:rPr>
-                <w:rFonts w:ascii="Arial" w:cs="Arial" w:eastAsia="Arial" w:hAnsi="Arial"/>
-                <w:b w:val="false"/>
-                <w:bCs w:val="false"/>
-                <w:sz w:val="18"/>
-                <w:szCs w:val="18"/>
-                <w:rtl/>
-              </w:rPr>
-              <w:t xml:space="preserve">في جذر المستودع، يعمل عند تغيّر db/ أو tools/dbgen/ أو tools/ci/؛ أول تشغيل أخضر في 2026-10-12 بـ 6 و41 حالة</w:t>
-            </w:r>
-          </w:p>
-        </w:tc>
-        <w:tc>
-          <w:tcPr>
-            <w:tcW w:type="dxa" w:w="7219"/>
+            <w:tcW w:type="dxa" w:w="2006"/>
+            <w:tcBorders>
+              <w:top w:val="single" w:color="BFC9D6" w:sz="4"/>
+              <w:left w:val="single" w:color="BFC9D6" w:sz="4"/>
+              <w:bottom w:val="single" w:color="BFC9D6" w:sz="4"/>
+              <w:right w:val="single" w:color="BFC9D6" w:sz="4"/>
+            </w:tcBorders>
+            <w:tcMar>
+              <w:top w:type="dxa" w:w="50"/>
+              <w:left w:type="dxa" w:w="90"/>
+              <w:bottom w:type="dxa" w:w="50"/>
+              <w:right w:type="dxa" w:w="90"/>
+            </w:tcMar>
+            <w:vAlign w:val="top"/>
+          </w:tcPr>
+          <w:p>
+            <w:pPr>
+              <w:keepNext w:val="false"/>
+              <w:bidi/>
+              <w:spacing w:after="30" w:before="30" w:line="264"/>
+            </w:pPr>
+            <w:r>
+              <w:rPr>
+                <w:rFonts w:ascii="Arial" w:cs="Arial" w:eastAsia="Arial" w:hAnsi="Arial"/>
+                <w:b w:val="false"/>
+                <w:bCs w:val="false"/>
+                <w:sz w:val="18"/>
+                <w:szCs w:val="18"/>
+                <w:rtl/>
+              </w:rPr>
+              <w:t xml:space="preserve">في جذر المستودع، يعمل عند تغيّر db/ أو tools/dbgen/ أو tools/ci/؛ أول تشغيل أخضر في 2026-10-12 بـ 6 و41 حالة يومها</w:t>
+            </w:r>
+          </w:p>
+        </w:tc>
+        <w:tc>
+          <w:tcPr>
+            <w:tcW w:type="dxa" w:w="6834"/>
             <w:tcBorders>
               <w:top w:val="single" w:color="BFC9D6" w:sz="4"/>
               <w:left w:val="single" w:color="BFC9D6" w:sz="4"/>
@@ -1931,7 +1931,7 @@
         </w:trPr>
         <w:tc>
           <w:tcPr>
-            <w:tcW w:type="dxa" w:w="1082"/>
+            <w:tcW w:type="dxa" w:w="1024"/>
             <w:tcBorders>
               <w:top w:val="single" w:color="BFC9D6" w:sz="4"/>
               <w:left w:val="single" w:color="BFC9D6" w:sz="4"/>
@@ -1968,7 +1968,7 @@
         </w:tc>
         <w:tc>
           <w:tcPr>
-            <w:tcW w:type="dxa" w:w="1563"/>
+            <w:tcW w:type="dxa" w:w="2006"/>
             <w:tcBorders>
               <w:top w:val="single" w:color="BFC9D6" w:sz="4"/>
               <w:left w:val="single" w:color="BFC9D6" w:sz="4"/>
@@ -2005,7 +2005,7 @@
         </w:tc>
         <w:tc>
           <w:tcPr>
-            <w:tcW w:type="dxa" w:w="7219"/>
+            <w:tcW w:type="dxa" w:w="6834"/>
             <w:tcBorders>
               <w:top w:val="single" w:color="BFC9D6" w:sz="4"/>
               <w:left w:val="single" w:color="BFC9D6" w:sz="4"/>
@@ -2047,7 +2047,7 @@
         </w:trPr>
         <w:tc>
           <w:tcPr>
-            <w:tcW w:type="dxa" w:w="1082"/>
+            <w:tcW w:type="dxa" w:w="1024"/>
             <w:tcBorders>
               <w:top w:val="single" w:color="BFC9D6" w:sz="4"/>
               <w:left w:val="single" w:color="BFC9D6" w:sz="4"/>
@@ -2083,7 +2083,7 @@
         </w:tc>
         <w:tc>
           <w:tcPr>
-            <w:tcW w:type="dxa" w:w="1563"/>
+            <w:tcW w:type="dxa" w:w="2006"/>
             <w:tcBorders>
               <w:top w:val="single" w:color="BFC9D6" w:sz="4"/>
               <w:left w:val="single" w:color="BFC9D6" w:sz="4"/>
@@ -2119,7 +2119,7 @@
         </w:tc>
         <w:tc>
           <w:tcPr>
-            <w:tcW w:type="dxa" w:w="7219"/>
+            <w:tcW w:type="dxa" w:w="6834"/>
             <w:tcBorders>
               <w:top w:val="single" w:color="BFC9D6" w:sz="4"/>
               <w:left w:val="single" w:color="BFC9D6" w:sz="4"/>
@@ -2160,7 +2160,7 @@
         </w:trPr>
         <w:tc>
           <w:tcPr>
-            <w:tcW w:type="dxa" w:w="1082"/>
+            <w:tcW w:type="dxa" w:w="1024"/>
             <w:tcBorders>
               <w:top w:val="single" w:color="BFC9D6" w:sz="4"/>
               <w:left w:val="single" w:color="BFC9D6" w:sz="4"/>
@@ -2197,7 +2197,7 @@
         </w:tc>
         <w:tc>
           <w:tcPr>
-            <w:tcW w:type="dxa" w:w="1563"/>
+            <w:tcW w:type="dxa" w:w="2006"/>
             <w:tcBorders>
               <w:top w:val="single" w:color="BFC9D6" w:sz="4"/>
               <w:left w:val="single" w:color="BFC9D6" w:sz="4"/>
@@ -2234,7 +2234,7 @@
         </w:tc>
         <w:tc>
           <w:tcPr>
-            <w:tcW w:type="dxa" w:w="7219"/>
+            <w:tcW w:type="dxa" w:w="6834"/>
             <w:tcBorders>
               <w:top w:val="single" w:color="BFC9D6" w:sz="4"/>
               <w:left w:val="single" w:color="BFC9D6" w:sz="4"/>
